--- a/docs/마이마이_질문지_2026-08-13.docx
+++ b/docs/마이마이_질문지_2026-08-13.docx
@@ -78,7 +78,7 @@
           <w:i w:val="0"/>
           <w:sz w:val="21"/>
         </w:rPr>
-        <w:t>Hi Maimai — thank you for the detailed reports. We fixed 25 of your 31 items. Below are the only things we could not finish on our own, because they need your answer or your decision. Please reply next to each question.</w:t>
+        <w:t>Hi Maimai — thank you for the detailed reports. We fixed 26 of your 31 items. Below are the only things we could not finish on our own, because they need your answer or your decision. Please reply next to each question.</w:t>
       </w:r>
     </w:p>
     <w:p>
@@ -93,7 +93,7 @@
           <w:color w:val="808080"/>
           <w:sz w:val="19"/>
         </w:rPr>
-        <w:t>마이마이가 보낸 31건 중 25건을 고쳤습니다. 아래는 «마이마이의 답이 있어야» 끝낼 수 있는 것들입니다.</w:t>
+        <w:t>마이마이가 보낸 31건 중 26건을 고쳤습니다. 아래는 «마이마이의 답이 있어야» 끝낼 수 있는 것들입니다.</w:t>
       </w:r>
     </w:p>
     <w:p>
